--- a/output_receita_federal/ato_declaratorio_interpretativo_rfb/documents/adi_rfb_12_20161123.docx
+++ b/output_receita_federal/ato_declaratorio_interpretativo_rfb/documents/adi_rfb_12_20161123.docx
@@ -17,83 +17,17 @@
     </w:p>
     <w:p>
       <w:r>
-        <w:t>O SECRETÁRIO DA RECEITA FEDERAL DO BRASIL, no uso das atribuições que lhe conferem os incisos III e XXVI do art. 280 do Regimento Interno da Secretaria da Receita Federal do Brasil, aprovado pela Portaria MF n</w:t>
-      </w:r>
-      <w:r>
-        <w:t>º</w:t>
-      </w:r>
-      <w:r>
-        <w:t xml:space="preserve"> 203, de 14 de maio de 2012, e tendo em vista o disposto no art. 3</w:t>
-      </w:r>
-      <w:r>
-        <w:t>º</w:t>
-      </w:r>
-      <w:r>
-        <w:t xml:space="preserve"> da Lei n</w:t>
-      </w:r>
-      <w:r>
-        <w:t>º</w:t>
-      </w:r>
-      <w:r>
-        <w:t xml:space="preserve"> 11.033, de 21 de dezembro de 2004, e no art. 37 da Lei n</w:t>
-      </w:r>
-      <w:r>
-        <w:t>º</w:t>
-      </w:r>
-      <w:r>
-        <w:t xml:space="preserve"> 11.076, de 30 de dezembro de 2004, declara:</w:t>
+        <w:t>O SECRETÁRIO DA RECEITA FEDERAL DO BRASIL, no uso das atribuições que lhe conferem os incisos III e XXVI do art. 280 do Regimento Interno da Secretaria da Receita Federal do Brasil, aprovado pela Portaria MF nº 203, de 14 de maio de 2012, e tendo em vista o disposto no art. 3º da Lei nº 11.033, de 21 de dezembro de 2004, e no art. 37 da Lei nº 11.076, de 30 de dezembro de 2004, declara:</w:t>
       </w:r>
     </w:p>
     <w:p>
       <w:r>
-        <w:t>Art. 1</w:t>
-      </w:r>
-      <w:r>
-        <w:t>º</w:t>
-      </w:r>
-      <w:r>
-        <w:t xml:space="preserve"> Enquadra-se no conceito de remuneração para fins da isenção prevista no inciso IV do art. 3</w:t>
-      </w:r>
-      <w:r>
-        <w:t>º</w:t>
-      </w:r>
-      <w:r>
-        <w:t xml:space="preserve"> da Lei n</w:t>
-      </w:r>
-      <w:r>
-        <w:t>º</w:t>
-      </w:r>
-      <w:r>
-        <w:t xml:space="preserve"> 11.033, de 21 de dezembro de 2004, a parcela da variação cambial paga pelo Certificado de Direitos Creditórios do Agronegócio (CDCA) e pelo Certificado de Recebíveis do Agronegócio (CRA) emitidos com cláusula de correção pela variação cambial nos termos do § 4</w:t>
-      </w:r>
-      <w:r>
-        <w:t>º</w:t>
-      </w:r>
-      <w:r>
-        <w:t xml:space="preserve"> do art. 25 e do § 3</w:t>
-      </w:r>
-      <w:r>
-        <w:t>º</w:t>
-      </w:r>
-      <w:r>
-        <w:t xml:space="preserve"> do art. 37 da Lei n</w:t>
-      </w:r>
-      <w:r>
-        <w:t>º</w:t>
-      </w:r>
-      <w:r>
-        <w:t xml:space="preserve"> 11.076, de 30 de setembro de 2004, respectivamente.</w:t>
+        <w:t>Art. 1º Enquadra-se no conceito de remuneração para fins da isenção prevista no inciso IV do art. 3º da Lei nº 11.033, de 21 de dezembro de 2004, a parcela da variação cambial paga pelo Certificado de Direitos Creditórios do Agronegócio (CDCA) e pelo Certificado de Recebíveis do Agronegócio (CRA) emitidos com cláusula de correção pela variação cambial nos termos do § 4º do art. 25 e do § 3º do art. 37 da Lei nº 11.076, de 30 de setembro de 2004, respectivamente.</w:t>
       </w:r>
     </w:p>
     <w:p>
       <w:r>
-        <w:t>Art. 2</w:t>
-      </w:r>
-      <w:r>
-        <w:t>º</w:t>
-      </w:r>
-      <w:r>
-        <w:t xml:space="preserve"> Ficam modificadas as conclusões em contrário constantes em Soluções de Consulta ou em Soluções de Divergência emitidas antes da publicação deste Ato Declaratório Interpretativo, independentemente de comunicação aos consulentes.</w:t>
+        <w:t>Art. 2º Ficam modificadas as conclusões em contrário constantes em Soluções de Consulta ou em Soluções de Divergência emitidas antes da publicação deste Ato Declaratório Interpretativo, independentemente de comunicação aos consulentes.</w:t>
       </w:r>
     </w:p>
     <w:p>
